--- a/자바프로그래밍0408.docx
+++ b/자바프로그래밍0408.docx
@@ -61,17 +61,20 @@
       </w:r>
     </w:p>
     <w:p>
-      <w:pPr>
-        <w:rPr>
-          <w:rFonts w:hint="eastAsia"/>
-        </w:rPr>
-      </w:pPr>
-      <w:r>
-        <w:rPr>
-          <w:rFonts w:hint="eastAsia"/>
-        </w:rPr>
-        <w:t>재정의 = 오버라이딩</w:t>
-      </w:r>
+      <w:r>
+        <w:rPr>
+          <w:rFonts w:hint="eastAsia"/>
+        </w:rPr>
+        <w:t xml:space="preserve">재정의 = </w:t>
+      </w:r>
+      <w:proofErr w:type="spellStart"/>
+      <w:r>
+        <w:rPr>
+          <w:rFonts w:hint="eastAsia"/>
+        </w:rPr>
+        <w:t>오버라이딩</w:t>
+      </w:r>
+      <w:proofErr w:type="spellEnd"/>
     </w:p>
     <w:tbl>
       <w:tblPr>
@@ -666,11 +669,12 @@
       </w:r>
     </w:p>
     <w:p>
-      <w:pPr>
-        <w:rPr>
-          <w:rFonts w:hint="eastAsia"/>
-        </w:rPr>
-      </w:pPr>
+      <w:r>
+        <w:rPr>
+          <w:rFonts w:hint="eastAsia"/>
+        </w:rPr>
+        <w:t>정적인 것들은 정적인 것만</w:t>
+      </w:r>
     </w:p>
     <w:sectPr>
       <w:pgSz w:w="11906" w:h="16838"/>
